--- a/YER/Comments-updated.docx
+++ b/YER/Comments-updated.docx
@@ -213,7 +213,7 @@
     <w:p>
       <w:r>
         <w:pict w14:anchorId="0E78DFE3">
-          <v:rect id="_x0000_i1115" style="width:0;height:1.5pt" o:hralign="center" o:hrstd="t" o:hr="t" fillcolor="#a0a0a0" stroked="f"/>
+          <v:rect id="_x0000_i1025" style="width:0;height:1.5pt" o:hralign="center" o:hrstd="t" o:hr="t" fillcolor="#a0a0a0" stroked="f"/>
         </w:pict>
       </w:r>
     </w:p>
@@ -374,7 +374,7 @@
     <w:p>
       <w:r>
         <w:pict w14:anchorId="4E31B698">
-          <v:rect id="_x0000_i1116" style="width:0;height:1.5pt" o:hralign="center" o:hrstd="t" o:hr="t" fillcolor="#a0a0a0" stroked="f"/>
+          <v:rect id="_x0000_i1026" style="width:0;height:1.5pt" o:hralign="center" o:hrstd="t" o:hr="t" fillcolor="#a0a0a0" stroked="f"/>
         </w:pict>
       </w:r>
     </w:p>
@@ -430,7 +430,7 @@
     <w:p>
       <w:r>
         <w:pict w14:anchorId="6436C8B9">
-          <v:rect id="_x0000_i1117" style="width:0;height:1.5pt" o:hralign="center" o:hrstd="t" o:hr="t" fillcolor="#a0a0a0" stroked="f"/>
+          <v:rect id="_x0000_i1027" style="width:0;height:1.5pt" o:hralign="center" o:hrstd="t" o:hr="t" fillcolor="#a0a0a0" stroked="f"/>
         </w:pict>
       </w:r>
     </w:p>
@@ -446,8 +446,17 @@
           <w:b/>
           <w:bCs/>
         </w:rPr>
-        <w:t>C. Overall Comments on In</w:t>
-      </w:r>
+        <w:t xml:space="preserve">C. Overall Comments on </w:t>
+      </w:r>
+      <w:proofErr w:type="gramStart"/>
+      <w:r>
+        <w:rPr>
+          <w:b/>
+          <w:bCs/>
+        </w:rPr>
+        <w:t>In</w:t>
+      </w:r>
+      <w:proofErr w:type="gramEnd"/>
       <w:r>
         <w:rPr>
           <w:b/>
@@ -570,6 +579,442 @@
         <w:rPr>
           <w:lang w:val="en-US"/>
         </w:rPr>
+      </w:pPr>
+    </w:p>
+    <w:p>
+      <w:pPr>
+        <w:rPr>
+          <w:lang w:val="en-US"/>
+        </w:rPr>
+      </w:pPr>
+    </w:p>
+    <w:p>
+      <w:pPr>
+        <w:rPr>
+          <w:lang w:val="en-US"/>
+        </w:rPr>
+      </w:pPr>
+    </w:p>
+    <w:p>
+      <w:pPr>
+        <w:rPr>
+          <w:lang w:val="en-US"/>
+        </w:rPr>
+      </w:pPr>
+    </w:p>
+    <w:p>
+      <w:pPr>
+        <w:ind w:left="360"/>
+        <w:rPr>
+          <w:b/>
+          <w:bCs/>
+          <w:sz w:val="28"/>
+          <w:szCs w:val="28"/>
+        </w:rPr>
+      </w:pPr>
+      <w:r>
+        <w:rPr>
+          <w:b/>
+          <w:bCs/>
+          <w:sz w:val="28"/>
+          <w:szCs w:val="28"/>
+        </w:rPr>
+        <w:lastRenderedPageBreak/>
+        <w:t>APPRECIATION/</w:t>
+      </w:r>
+      <w:r>
+        <w:rPr>
+          <w:b/>
+          <w:bCs/>
+          <w:sz w:val="28"/>
+          <w:szCs w:val="28"/>
+        </w:rPr>
+        <w:t>FEEDBACK</w:t>
+      </w:r>
+      <w:r>
+        <w:rPr>
+          <w:b/>
+          <w:bCs/>
+          <w:sz w:val="28"/>
+          <w:szCs w:val="28"/>
+        </w:rPr>
+        <w:t xml:space="preserve"> RECEIVED</w:t>
+      </w:r>
+      <w:r>
+        <w:rPr>
+          <w:b/>
+          <w:bCs/>
+          <w:sz w:val="28"/>
+          <w:szCs w:val="28"/>
+        </w:rPr>
+        <w:t>:</w:t>
+      </w:r>
+    </w:p>
+    <w:p>
+      <w:pPr>
+        <w:ind w:left="360"/>
+        <w:rPr>
+          <w:b/>
+          <w:bCs/>
+          <w:sz w:val="28"/>
+          <w:szCs w:val="28"/>
+        </w:rPr>
+      </w:pPr>
+    </w:p>
+    <w:p>
+      <w:pPr>
+        <w:ind w:left="360"/>
+        <w:rPr>
+          <w:b/>
+          <w:bCs/>
+          <w:sz w:val="28"/>
+          <w:szCs w:val="28"/>
+        </w:rPr>
+      </w:pPr>
+      <w:r>
+        <w:rPr>
+          <w:noProof/>
+        </w:rPr>
+        <w:drawing>
+          <wp:inline distT="0" distB="0" distL="0" distR="0" wp14:anchorId="5235F2D5" wp14:editId="7AB1AEFD">
+            <wp:extent cx="5731510" cy="1400175"/>
+            <wp:effectExtent l="0" t="0" r="2540" b="9525"/>
+            <wp:docPr id="1435486585" name="Picture 1"/>
+            <wp:cNvGraphicFramePr>
+              <a:graphicFrameLocks xmlns:a="http://schemas.openxmlformats.org/drawingml/2006/main" noChangeAspect="1"/>
+            </wp:cNvGraphicFramePr>
+            <a:graphic xmlns:a="http://schemas.openxmlformats.org/drawingml/2006/main">
+              <a:graphicData uri="http://schemas.openxmlformats.org/drawingml/2006/picture">
+                <pic:pic xmlns:pic="http://schemas.openxmlformats.org/drawingml/2006/picture">
+                  <pic:nvPicPr>
+                    <pic:cNvPr id="1435486585" name=""/>
+                    <pic:cNvPicPr/>
+                  </pic:nvPicPr>
+                  <pic:blipFill>
+                    <a:blip r:embed="rId5"/>
+                    <a:stretch>
+                      <a:fillRect/>
+                    </a:stretch>
+                  </pic:blipFill>
+                  <pic:spPr>
+                    <a:xfrm>
+                      <a:off x="0" y="0"/>
+                      <a:ext cx="5731510" cy="1400175"/>
+                    </a:xfrm>
+                    <a:prstGeom prst="rect">
+                      <a:avLst/>
+                    </a:prstGeom>
+                  </pic:spPr>
+                </pic:pic>
+              </a:graphicData>
+            </a:graphic>
+          </wp:inline>
+        </w:drawing>
+      </w:r>
+    </w:p>
+    <w:p>
+      <w:pPr>
+        <w:ind w:left="360"/>
+      </w:pPr>
+      <w:r>
+        <w:rPr>
+          <w:noProof/>
+        </w:rPr>
+        <w:drawing>
+          <wp:inline distT="0" distB="0" distL="0" distR="0" wp14:anchorId="0D932968" wp14:editId="61A83A3E">
+            <wp:extent cx="5731510" cy="1322705"/>
+            <wp:effectExtent l="0" t="0" r="2540" b="0"/>
+            <wp:docPr id="1523984681" name="Picture 1"/>
+            <wp:cNvGraphicFramePr>
+              <a:graphicFrameLocks xmlns:a="http://schemas.openxmlformats.org/drawingml/2006/main" noChangeAspect="1"/>
+            </wp:cNvGraphicFramePr>
+            <a:graphic xmlns:a="http://schemas.openxmlformats.org/drawingml/2006/main">
+              <a:graphicData uri="http://schemas.openxmlformats.org/drawingml/2006/picture">
+                <pic:pic xmlns:pic="http://schemas.openxmlformats.org/drawingml/2006/picture">
+                  <pic:nvPicPr>
+                    <pic:cNvPr id="1523984681" name=""/>
+                    <pic:cNvPicPr/>
+                  </pic:nvPicPr>
+                  <pic:blipFill>
+                    <a:blip r:embed="rId6"/>
+                    <a:stretch>
+                      <a:fillRect/>
+                    </a:stretch>
+                  </pic:blipFill>
+                  <pic:spPr>
+                    <a:xfrm>
+                      <a:off x="0" y="0"/>
+                      <a:ext cx="5731510" cy="1322705"/>
+                    </a:xfrm>
+                    <a:prstGeom prst="rect">
+                      <a:avLst/>
+                    </a:prstGeom>
+                  </pic:spPr>
+                </pic:pic>
+              </a:graphicData>
+            </a:graphic>
+          </wp:inline>
+        </w:drawing>
+      </w:r>
+    </w:p>
+    <w:p>
+      <w:pPr>
+        <w:ind w:left="360"/>
+      </w:pPr>
+    </w:p>
+    <w:p>
+      <w:pPr>
+        <w:ind w:left="360"/>
+      </w:pPr>
+      <w:r>
+        <w:rPr>
+          <w:noProof/>
+        </w:rPr>
+        <w:drawing>
+          <wp:inline distT="0" distB="0" distL="0" distR="0" wp14:anchorId="0DCF56F6" wp14:editId="6647C733">
+            <wp:extent cx="5731510" cy="2503170"/>
+            <wp:effectExtent l="0" t="0" r="2540" b="0"/>
+            <wp:docPr id="1049510459" name="Picture 1"/>
+            <wp:cNvGraphicFramePr>
+              <a:graphicFrameLocks xmlns:a="http://schemas.openxmlformats.org/drawingml/2006/main" noChangeAspect="1"/>
+            </wp:cNvGraphicFramePr>
+            <a:graphic xmlns:a="http://schemas.openxmlformats.org/drawingml/2006/main">
+              <a:graphicData uri="http://schemas.openxmlformats.org/drawingml/2006/picture">
+                <pic:pic xmlns:pic="http://schemas.openxmlformats.org/drawingml/2006/picture">
+                  <pic:nvPicPr>
+                    <pic:cNvPr id="1049510459" name=""/>
+                    <pic:cNvPicPr/>
+                  </pic:nvPicPr>
+                  <pic:blipFill>
+                    <a:blip r:embed="rId7"/>
+                    <a:stretch>
+                      <a:fillRect/>
+                    </a:stretch>
+                  </pic:blipFill>
+                  <pic:spPr>
+                    <a:xfrm>
+                      <a:off x="0" y="0"/>
+                      <a:ext cx="5731510" cy="2503170"/>
+                    </a:xfrm>
+                    <a:prstGeom prst="rect">
+                      <a:avLst/>
+                    </a:prstGeom>
+                  </pic:spPr>
+                </pic:pic>
+              </a:graphicData>
+            </a:graphic>
+          </wp:inline>
+        </w:drawing>
+      </w:r>
+    </w:p>
+    <w:p>
+      <w:pPr>
+        <w:ind w:left="360"/>
+      </w:pPr>
+      <w:r>
+        <w:rPr>
+          <w:noProof/>
+        </w:rPr>
+        <w:lastRenderedPageBreak/>
+        <w:drawing>
+          <wp:inline distT="0" distB="0" distL="0" distR="0" wp14:anchorId="66403144" wp14:editId="03896175">
+            <wp:extent cx="5731510" cy="2493645"/>
+            <wp:effectExtent l="0" t="0" r="2540" b="1905"/>
+            <wp:docPr id="1738924230" name="Picture 1"/>
+            <wp:cNvGraphicFramePr>
+              <a:graphicFrameLocks xmlns:a="http://schemas.openxmlformats.org/drawingml/2006/main" noChangeAspect="1"/>
+            </wp:cNvGraphicFramePr>
+            <a:graphic xmlns:a="http://schemas.openxmlformats.org/drawingml/2006/main">
+              <a:graphicData uri="http://schemas.openxmlformats.org/drawingml/2006/picture">
+                <pic:pic xmlns:pic="http://schemas.openxmlformats.org/drawingml/2006/picture">
+                  <pic:nvPicPr>
+                    <pic:cNvPr id="1738924230" name="Picture 1738924230"/>
+                    <pic:cNvPicPr/>
+                  </pic:nvPicPr>
+                  <pic:blipFill>
+                    <a:blip r:embed="rId8" cstate="print">
+                      <a:extLst>
+                        <a:ext uri="{28A0092B-C50C-407E-A947-70E740481C1C}">
+                          <a14:useLocalDpi xmlns:a14="http://schemas.microsoft.com/office/drawing/2010/main" val="0"/>
+                        </a:ext>
+                      </a:extLst>
+                    </a:blip>
+                    <a:stretch>
+                      <a:fillRect/>
+                    </a:stretch>
+                  </pic:blipFill>
+                  <pic:spPr>
+                    <a:xfrm>
+                      <a:off x="0" y="0"/>
+                      <a:ext cx="5731510" cy="2493645"/>
+                    </a:xfrm>
+                    <a:prstGeom prst="rect">
+                      <a:avLst/>
+                    </a:prstGeom>
+                  </pic:spPr>
+                </pic:pic>
+              </a:graphicData>
+            </a:graphic>
+          </wp:inline>
+        </w:drawing>
+      </w:r>
+    </w:p>
+    <w:p>
+      <w:pPr>
+        <w:ind w:left="360"/>
+      </w:pPr>
+    </w:p>
+    <w:p>
+      <w:pPr>
+        <w:ind w:left="360"/>
+      </w:pPr>
+      <w:r>
+        <w:rPr>
+          <w:noProof/>
+        </w:rPr>
+        <w:drawing>
+          <wp:inline distT="0" distB="0" distL="0" distR="0" wp14:anchorId="6AB1D354" wp14:editId="43053B9F">
+            <wp:extent cx="5731510" cy="2481580"/>
+            <wp:effectExtent l="0" t="0" r="2540" b="0"/>
+            <wp:docPr id="314704438" name="Picture 1"/>
+            <wp:cNvGraphicFramePr>
+              <a:graphicFrameLocks xmlns:a="http://schemas.openxmlformats.org/drawingml/2006/main" noChangeAspect="1"/>
+            </wp:cNvGraphicFramePr>
+            <a:graphic xmlns:a="http://schemas.openxmlformats.org/drawingml/2006/main">
+              <a:graphicData uri="http://schemas.openxmlformats.org/drawingml/2006/picture">
+                <pic:pic xmlns:pic="http://schemas.openxmlformats.org/drawingml/2006/picture">
+                  <pic:nvPicPr>
+                    <pic:cNvPr id="314704438" name=""/>
+                    <pic:cNvPicPr/>
+                  </pic:nvPicPr>
+                  <pic:blipFill>
+                    <a:blip r:embed="rId9"/>
+                    <a:stretch>
+                      <a:fillRect/>
+                    </a:stretch>
+                  </pic:blipFill>
+                  <pic:spPr>
+                    <a:xfrm>
+                      <a:off x="0" y="0"/>
+                      <a:ext cx="5731510" cy="2481580"/>
+                    </a:xfrm>
+                    <a:prstGeom prst="rect">
+                      <a:avLst/>
+                    </a:prstGeom>
+                  </pic:spPr>
+                </pic:pic>
+              </a:graphicData>
+            </a:graphic>
+          </wp:inline>
+        </w:drawing>
+      </w:r>
+    </w:p>
+    <w:p>
+      <w:pPr>
+        <w:ind w:left="360"/>
+      </w:pPr>
+      <w:r>
+        <w:rPr>
+          <w:noProof/>
+        </w:rPr>
+        <w:drawing>
+          <wp:inline distT="0" distB="0" distL="0" distR="0" wp14:anchorId="447B519A" wp14:editId="0FEC9E81">
+            <wp:extent cx="5731510" cy="2492375"/>
+            <wp:effectExtent l="0" t="0" r="2540" b="3175"/>
+            <wp:docPr id="913080257" name="Picture 3"/>
+            <wp:cNvGraphicFramePr>
+              <a:graphicFrameLocks xmlns:a="http://schemas.openxmlformats.org/drawingml/2006/main" noChangeAspect="1"/>
+            </wp:cNvGraphicFramePr>
+            <a:graphic xmlns:a="http://schemas.openxmlformats.org/drawingml/2006/main">
+              <a:graphicData uri="http://schemas.openxmlformats.org/drawingml/2006/picture">
+                <pic:pic xmlns:pic="http://schemas.openxmlformats.org/drawingml/2006/picture">
+                  <pic:nvPicPr>
+                    <pic:cNvPr id="913080257" name="Picture 913080257"/>
+                    <pic:cNvPicPr/>
+                  </pic:nvPicPr>
+                  <pic:blipFill>
+                    <a:blip r:embed="rId10" cstate="print">
+                      <a:extLst>
+                        <a:ext uri="{28A0092B-C50C-407E-A947-70E740481C1C}">
+                          <a14:useLocalDpi xmlns:a14="http://schemas.microsoft.com/office/drawing/2010/main" val="0"/>
+                        </a:ext>
+                      </a:extLst>
+                    </a:blip>
+                    <a:stretch>
+                      <a:fillRect/>
+                    </a:stretch>
+                  </pic:blipFill>
+                  <pic:spPr>
+                    <a:xfrm>
+                      <a:off x="0" y="0"/>
+                      <a:ext cx="5731510" cy="2492375"/>
+                    </a:xfrm>
+                    <a:prstGeom prst="rect">
+                      <a:avLst/>
+                    </a:prstGeom>
+                  </pic:spPr>
+                </pic:pic>
+              </a:graphicData>
+            </a:graphic>
+          </wp:inline>
+        </w:drawing>
+      </w:r>
+    </w:p>
+    <w:p>
+      <w:pPr>
+        <w:ind w:left="360"/>
+      </w:pPr>
+      <w:r>
+        <w:rPr>
+          <w:noProof/>
+        </w:rPr>
+        <w:lastRenderedPageBreak/>
+        <w:drawing>
+          <wp:inline distT="0" distB="0" distL="0" distR="0" wp14:anchorId="5D1BF499" wp14:editId="1BCACF5C">
+            <wp:extent cx="5731510" cy="2487930"/>
+            <wp:effectExtent l="0" t="0" r="2540" b="7620"/>
+            <wp:docPr id="459323026" name="Picture 4"/>
+            <wp:cNvGraphicFramePr>
+              <a:graphicFrameLocks xmlns:a="http://schemas.openxmlformats.org/drawingml/2006/main" noChangeAspect="1"/>
+            </wp:cNvGraphicFramePr>
+            <a:graphic xmlns:a="http://schemas.openxmlformats.org/drawingml/2006/main">
+              <a:graphicData uri="http://schemas.openxmlformats.org/drawingml/2006/picture">
+                <pic:pic xmlns:pic="http://schemas.openxmlformats.org/drawingml/2006/picture">
+                  <pic:nvPicPr>
+                    <pic:cNvPr id="459323026" name="Picture 459323026"/>
+                    <pic:cNvPicPr/>
+                  </pic:nvPicPr>
+                  <pic:blipFill>
+                    <a:blip r:embed="rId11" cstate="print">
+                      <a:extLst>
+                        <a:ext uri="{28A0092B-C50C-407E-A947-70E740481C1C}">
+                          <a14:useLocalDpi xmlns:a14="http://schemas.microsoft.com/office/drawing/2010/main" val="0"/>
+                        </a:ext>
+                      </a:extLst>
+                    </a:blip>
+                    <a:stretch>
+                      <a:fillRect/>
+                    </a:stretch>
+                  </pic:blipFill>
+                  <pic:spPr>
+                    <a:xfrm>
+                      <a:off x="0" y="0"/>
+                      <a:ext cx="5731510" cy="2487930"/>
+                    </a:xfrm>
+                    <a:prstGeom prst="rect">
+                      <a:avLst/>
+                    </a:prstGeom>
+                  </pic:spPr>
+                </pic:pic>
+              </a:graphicData>
+            </a:graphic>
+          </wp:inline>
+        </w:drawing>
+      </w:r>
+    </w:p>
+    <w:p>
+      <w:pPr>
+        <w:ind w:left="360"/>
       </w:pPr>
     </w:p>
     <w:sectPr>
@@ -1306,6 +1751,7 @@
   <w:style w:type="character" w:default="1" w:styleId="DefaultParagraphFont">
     <w:name w:val="Default Paragraph Font"/>
     <w:uiPriority w:val="1"/>
+    <w:semiHidden/>
     <w:unhideWhenUsed/>
   </w:style>
   <w:style w:type="table" w:default="1" w:styleId="TableNormal">
